--- a/Backend/Director_Disclosure/Output_Disclosures/2024-25/ADANI_PETRONET__DAHEJ__PORT_LIMITED/DIR-8/DIR8_Pramod_Narang_07792813.docx
+++ b/Backend/Director_Disclosure/Output_Disclosures/2024-25/ADANI_PETRONET__DAHEJ__PORT_LIMITED/DIR-8/DIR8_Pramod_Narang_07792813.docx
@@ -189,7 +189,7 @@
           <w:b w:val="0"/>
           <w:sz w:val="23"/>
         </w:rPr>
-        <w:t>I, Pramod Narang, son/daughter of Mr. {{FATHER_NAME}}, resident of _____________________________________________, India hereby give notice that I am/was a Director in the following companies during the last three years:-</w:t>
+        <w:t>I, PRAMOD NARANG, son/daughter of Mr. {{FATHER_NAME}}, resident of _____________________________________________, India hereby give notice that I am/was a Director in the following companies during the last three years:-</w:t>
       </w:r>
     </w:p>
     <w:p>
@@ -641,7 +641,7 @@
         </w:rPr>
         <w:t xml:space="preserve">Name           </w:t>
         <w:tab/>
-        <w:t xml:space="preserve">:  Pramod Narang</w:t>
+        <w:t xml:space="preserve">:  PRAMOD NARANG</w:t>
       </w:r>
     </w:p>
     <w:p>
@@ -685,7 +685,7 @@
           <w:b w:val="0"/>
           <w:sz w:val="23"/>
         </w:rPr>
-        <w:t xml:space="preserve">Date: 07th May, 2026</w:t>
+        <w:t xml:space="preserve">Date: 15th May, 2026</w:t>
         <w:tab/>
       </w:r>
     </w:p>

--- a/Backend/Director_Disclosure/Output_Disclosures/2024-25/ADANI_PETRONET__DAHEJ__PORT_LIMITED/DIR-8/DIR8_Pramod_Narang_07792813.docx
+++ b/Backend/Director_Disclosure/Output_Disclosures/2024-25/ADANI_PETRONET__DAHEJ__PORT_LIMITED/DIR-8/DIR8_Pramod_Narang_07792813.docx
@@ -410,7 +410,7 @@
                 <w:b w:val="0"/>
                 <w:sz w:val="23"/>
               </w:rPr>
-              <w:t>PETRONET LNG FOUNDATION</w:t>
+              <w:t>PETRONET LNG LIMITED</w:t>
             </w:r>
           </w:p>
         </w:tc>
@@ -429,7 +429,7 @@
                 <w:b w:val="0"/>
                 <w:sz w:val="23"/>
               </w:rPr>
-              <w:t>30/07/2021</w:t>
+              <w:t>28/09/2021</w:t>
             </w:r>
           </w:p>
         </w:tc>
@@ -480,7 +480,7 @@
                 <w:b w:val="0"/>
                 <w:sz w:val="23"/>
               </w:rPr>
-              <w:t>PETRONET ENERGY LIMITED</w:t>
+              <w:t>PETRONET LNG FOUNDATION</w:t>
             </w:r>
           </w:p>
         </w:tc>
@@ -499,7 +499,7 @@
                 <w:b w:val="0"/>
                 <w:sz w:val="23"/>
               </w:rPr>
-              <w:t>26/02/2021</w:t>
+              <w:t>16/09/2021</w:t>
             </w:r>
           </w:p>
         </w:tc>
@@ -550,7 +550,7 @@
                 <w:b w:val="0"/>
                 <w:sz w:val="23"/>
               </w:rPr>
-              <w:t>PETRONET LNG LIMITED</w:t>
+              <w:t>PETRONET ENERGY LIMITED</w:t>
             </w:r>
           </w:p>
         </w:tc>
@@ -569,7 +569,7 @@
                 <w:b w:val="0"/>
                 <w:sz w:val="23"/>
               </w:rPr>
-              <w:t>26/11/2020</w:t>
+              <w:t>26/02/2021</w:t>
             </w:r>
           </w:p>
         </w:tc>
@@ -685,7 +685,7 @@
           <w:b w:val="0"/>
           <w:sz w:val="23"/>
         </w:rPr>
-        <w:t xml:space="preserve">Date: 15th May, 2026</w:t>
+        <w:t xml:space="preserve">Date: 08th June, 2026</w:t>
         <w:tab/>
       </w:r>
     </w:p>
